--- a/SRC/Manikaran_Singh_Resume.docx
+++ b/SRC/Manikaran_Singh_Resume.docx
@@ -4,184 +4,466 @@
   <w:body>
     <w:p>
       <w:pPr>
-        <w:pStyle w:val="Title"/>
+        <w:spacing w:after="20"/>
+        <w:jc w:val="center"/>
       </w:pPr>
       <w:r>
+        <w:rPr>
+          <w:b/>
+          <w:sz w:val="36"/>
+        </w:rPr>
         <w:t>MANIKARAN SINGH (MANI)</w:t>
       </w:r>
     </w:p>
     <w:p>
+      <w:pPr>
+        <w:spacing w:after="60"/>
+        <w:jc w:val="center"/>
+      </w:pPr>
       <w:r>
-        <w:t>Full Stack Developer | MERN Stack Developer | Java Full Stack Developer | Freelancer</w:t>
-        <w:br/>
-      </w:r>
-      <w:r>
-        <w:t>Mobile: +91 7876004223</w:t>
-        <w:br/>
-      </w:r>
-      <w:r>
-        <w:t>Email: manirajput34777@gmail.com</w:t>
-        <w:br/>
-      </w:r>
-      <w:r>
-        <w:t>Location: Himachal Pradesh, India</w:t>
-        <w:br/>
-      </w:r>
-      <w:r>
-        <w:t>Status: Open to Work | Available for Freelance Projects</w:t>
+        <w:rPr>
+          <w:b w:val="0"/>
+          <w:sz w:val="21"/>
+        </w:rPr>
+        <w:t>Assistant Professor at GDC Indora | Full Stack Developer | MERN Stack Developer | Java Full Stack Developer</w:t>
       </w:r>
     </w:p>
     <w:p>
       <w:pPr>
-        <w:pStyle w:val="Heading1"/>
+        <w:spacing w:after="40"/>
+        <w:jc w:val="center"/>
       </w:pPr>
       <w:r>
-        <w:t>Professional Summary</w:t>
-      </w:r>
-    </w:p>
-    <w:p>
-      <w:r>
-        <w:t>Motivated and enthusiastic Full Stack Developer currently pursuing MCA with a strong foundation in web development, Java Full Stack Development, MERN Stack, and database management. Experienced in developing responsive websites, management systems, admission portals, and AI-powered applications.</w:t>
+        <w:rPr>
+          <w:b w:val="0"/>
+          <w:sz w:val="19"/>
+        </w:rPr>
+        <w:t>Mobile: +91 7876004223  |  Email: manirajput34777@gmail.com  |  Himachal Pradesh, India</w:t>
       </w:r>
     </w:p>
     <w:p>
       <w:pPr>
-        <w:pStyle w:val="Heading1"/>
+        <w:spacing w:after="160"/>
+        <w:jc w:val="center"/>
       </w:pPr>
       <w:r>
-        <w:t>Education</w:t>
-      </w:r>
-    </w:p>
-    <w:p>
-      <w:r>
-        <w:t>MCA (Arni University)</w:t>
-        <w:br/>
-        <w:t>BCA</w:t>
-        <w:br/>
-        <w:t>12th Commerce</w:t>
+        <w:rPr>
+          <w:b/>
+          <w:sz w:val="19"/>
+        </w:rPr>
+        <w:t>Current Position: Assistant Professor, GDC Indora  |  Open to Freelance Projects</w:t>
       </w:r>
     </w:p>
     <w:p>
       <w:pPr>
-        <w:pStyle w:val="Heading1"/>
+        <w:keepNext/>
+        <w:spacing w:after="80"/>
       </w:pPr>
       <w:r>
-        <w:t>Certifications</w:t>
-      </w:r>
-    </w:p>
-    <w:p>
-      <w:r>
-        <w:t>CCFA</w:t>
-        <w:br/>
-        <w:t>ADCA</w:t>
-        <w:br/>
-        <w:t>Internshala Web Development Certification</w:t>
-        <w:br/>
-        <w:t>QSpiders Java Full Stack Developer Certification</w:t>
+        <w:rPr>
+          <w:b/>
+          <w:sz w:val="22"/>
+        </w:rPr>
+        <w:t>PROFESSIONAL SUMMARY</w:t>
       </w:r>
     </w:p>
     <w:p>
       <w:pPr>
-        <w:pStyle w:val="Heading1"/>
+        <w:spacing w:after="140"/>
       </w:pPr>
       <w:r>
-        <w:t>Internship &amp; Training</w:t>
-      </w:r>
-    </w:p>
-    <w:p>
-      <w:r>
-        <w:t>Internshala – Web Development Intern (45 Days)</w:t>
-        <w:br/>
-        <w:t>QSpiders – Java Full Stack Developer Training (1 Year)</w:t>
+        <w:rPr>
+          <w:b w:val="0"/>
+          <w:sz w:val="20"/>
+        </w:rPr>
+        <w:t>Assistant Professor at GDC Indora with a strong background in Computer Science, Full Stack Development, MERN Stack, Java Full Stack Development, and database management. Experienced in developing responsive websites, management systems, admission portals, and AI-powered applications. Passionate about teaching, practical learning, software development, and applying modern technologies to real-world educational and business solutions.</w:t>
       </w:r>
     </w:p>
     <w:p>
       <w:pPr>
-        <w:pStyle w:val="Heading1"/>
+        <w:keepNext/>
+        <w:spacing w:after="80"/>
       </w:pPr>
       <w:r>
-        <w:t>Technical Skills</w:t>
+        <w:rPr>
+          <w:b/>
+          <w:sz w:val="22"/>
+        </w:rPr>
+        <w:t>PROFESSIONAL EXPERIENCE</w:t>
       </w:r>
     </w:p>
     <w:p>
+      <w:pPr>
+        <w:spacing w:after="20"/>
+      </w:pPr>
       <w:r>
+        <w:rPr>
+          <w:b/>
+          <w:sz w:val="21"/>
+        </w:rPr>
+        <w:t>GDC Indora — Assistant Professor</w:t>
+      </w:r>
+    </w:p>
+    <w:p>
+      <w:pPr>
+        <w:spacing w:after="40"/>
+      </w:pPr>
+      <w:r>
+        <w:rPr>
+          <w:b/>
+          <w:sz w:val="19"/>
+        </w:rPr>
+        <w:t>Current Position</w:t>
+      </w:r>
+    </w:p>
+    <w:p>
+      <w:pPr>
+        <w:spacing w:after="140"/>
+      </w:pPr>
+      <w:r>
+        <w:rPr>
+          <w:b w:val="0"/>
+          <w:sz w:val="20"/>
+        </w:rPr>
+        <w:t>Teaching Computer Science and related subjects; combining theoretical concepts with practical programming, web development, and technology-focused learning.</w:t>
+      </w:r>
+    </w:p>
+    <w:p>
+      <w:pPr>
+        <w:keepNext/>
+        <w:spacing w:after="80"/>
+      </w:pPr>
+      <w:r>
+        <w:rPr>
+          <w:b/>
+          <w:sz w:val="22"/>
+        </w:rPr>
+        <w:t>EDUCATION</w:t>
+      </w:r>
+    </w:p>
+    <w:p>
+      <w:pPr>
+        <w:spacing w:after="40"/>
+      </w:pPr>
+      <w:r>
+        <w:rPr>
+          <w:b/>
+          <w:sz w:val="20"/>
+        </w:rPr>
+        <w:t>MCA — Arni University</w:t>
+      </w:r>
+    </w:p>
+    <w:p>
+      <w:pPr>
+        <w:spacing w:after="40"/>
+      </w:pPr>
+      <w:r>
+        <w:rPr>
+          <w:b/>
+          <w:sz w:val="20"/>
+        </w:rPr>
+        <w:t>BCA</w:t>
+      </w:r>
+    </w:p>
+    <w:p>
+      <w:pPr>
+        <w:spacing w:after="140"/>
+      </w:pPr>
+      <w:r>
+        <w:rPr>
+          <w:b/>
+          <w:sz w:val="20"/>
+        </w:rPr>
+        <w:t>12th — Commerce</w:t>
+      </w:r>
+    </w:p>
+    <w:p>
+      <w:pPr>
+        <w:keepNext/>
+        <w:spacing w:after="80"/>
+      </w:pPr>
+      <w:r>
+        <w:rPr>
+          <w:b/>
+          <w:sz w:val="22"/>
+        </w:rPr>
+        <w:t>CERTIFICATIONS</w:t>
+      </w:r>
+    </w:p>
+    <w:p>
+      <w:pPr>
+        <w:spacing w:after="20"/>
+      </w:pPr>
+      <w:r>
+        <w:rPr>
+          <w:b w:val="0"/>
+          <w:sz w:val="20"/>
+        </w:rPr>
+        <w:t>• CCFA — Certificate Course in Financial Accounting</w:t>
+      </w:r>
+    </w:p>
+    <w:p>
+      <w:pPr>
+        <w:spacing w:after="20"/>
+      </w:pPr>
+      <w:r>
+        <w:rPr>
+          <w:b w:val="0"/>
+          <w:sz w:val="20"/>
+        </w:rPr>
+        <w:t>• ADCA — Advanced Diploma in Computer Applications</w:t>
+      </w:r>
+    </w:p>
+    <w:p>
+      <w:pPr>
+        <w:spacing w:after="20"/>
+      </w:pPr>
+      <w:r>
+        <w:rPr>
+          <w:b w:val="0"/>
+          <w:sz w:val="20"/>
+        </w:rPr>
+        <w:t>• Internshala — Web Development Certification</w:t>
+      </w:r>
+    </w:p>
+    <w:p>
+      <w:pPr>
+        <w:spacing w:after="20"/>
+      </w:pPr>
+      <w:r>
+        <w:rPr>
+          <w:b w:val="0"/>
+          <w:sz w:val="20"/>
+        </w:rPr>
+        <w:t>• QSpiders — Java Full Stack Developer Certification</w:t>
+      </w:r>
+    </w:p>
+    <w:p>
+      <w:pPr>
+        <w:keepNext/>
+        <w:spacing w:after="80"/>
+      </w:pPr>
+      <w:r>
+        <w:rPr>
+          <w:b/>
+          <w:sz w:val="22"/>
+        </w:rPr>
+        <w:t>INTERNSHIP &amp; TRAINING</w:t>
+      </w:r>
+    </w:p>
+    <w:p>
+      <w:pPr>
+        <w:spacing w:after="40"/>
+      </w:pPr>
+      <w:r>
+        <w:rPr>
+          <w:b w:val="0"/>
+          <w:sz w:val="20"/>
+        </w:rPr>
+        <w:t>Internshala — Web Development Intern (45 Days)</w:t>
+      </w:r>
+    </w:p>
+    <w:p>
+      <w:pPr>
+        <w:spacing w:after="140"/>
+      </w:pPr>
+      <w:r>
+        <w:rPr>
+          <w:b w:val="0"/>
+          <w:sz w:val="20"/>
+        </w:rPr>
+        <w:t>QSpiders — Java Full Stack Developer Training (1 Year)</w:t>
+      </w:r>
+    </w:p>
+    <w:p>
+      <w:pPr>
+        <w:keepNext/>
+        <w:spacing w:after="80"/>
+      </w:pPr>
+      <w:r>
+        <w:rPr>
+          <w:b/>
+          <w:sz w:val="22"/>
+        </w:rPr>
+        <w:t>TECHNICAL SKILLS</w:t>
+      </w:r>
+    </w:p>
+    <w:p>
+      <w:pPr>
+        <w:spacing w:after="140"/>
+      </w:pPr>
+      <w:r>
+        <w:rPr>
+          <w:b w:val="0"/>
+          <w:sz w:val="20"/>
+        </w:rPr>
         <w:t>HTML, CSS, JavaScript, Bootstrap, React.js, Node.js, Express.js, PHP, Java, Python, MongoDB, MySQL, Linux, Git, GitHub</w:t>
       </w:r>
     </w:p>
     <w:p>
       <w:pPr>
-        <w:pStyle w:val="Heading1"/>
+        <w:keepNext/>
+        <w:spacing w:after="80"/>
       </w:pPr>
       <w:r>
-        <w:t>AI Tools</w:t>
+        <w:rPr>
+          <w:b/>
+          <w:sz w:val="22"/>
+        </w:rPr>
+        <w:t>AI TOOLS</w:t>
       </w:r>
     </w:p>
     <w:p>
+      <w:pPr>
+        <w:spacing w:after="140"/>
+      </w:pPr>
       <w:r>
+        <w:rPr>
+          <w:b w:val="0"/>
+          <w:sz w:val="20"/>
+        </w:rPr>
         <w:t>ChatGPT, Gemini, Claude, GitHub Copilot, Cursor AI, Perplexity AI, DeepSeek, Microsoft Copilot, Lovable AI, Bolt AI, Replit AI</w:t>
       </w:r>
     </w:p>
     <w:p>
       <w:pPr>
-        <w:pStyle w:val="Heading1"/>
+        <w:keepNext/>
+        <w:spacing w:after="80"/>
       </w:pPr>
       <w:r>
-        <w:t>Projects</w:t>
-      </w:r>
-    </w:p>
-    <w:p>
-      <w:r>
-        <w:t>Face Recognition Attendance System (Python, OpenCV, MongoDB, Tkinter)</w:t>
-        <w:br/>
-        <w:t>FreshCart E-Commerce Website (HTML, CSS, JS, Bootstrap)</w:t>
-        <w:br/>
-        <w:t>Online Admission Portal (MERN Stack)</w:t>
-        <w:br/>
-        <w:t>Government School Website (HTML, CSS, JS, Bootstrap)</w:t>
+        <w:rPr>
+          <w:b/>
+          <w:sz w:val="22"/>
+        </w:rPr>
+        <w:t>PROJECTS</w:t>
       </w:r>
     </w:p>
     <w:p>
       <w:pPr>
-        <w:pStyle w:val="Heading1"/>
+        <w:spacing w:after="40"/>
       </w:pPr>
       <w:r>
-        <w:t>Languages</w:t>
+        <w:rPr>
+          <w:b w:val="0"/>
+          <w:sz w:val="20"/>
+        </w:rPr>
+        <w:t>• Face Recognition Attendance System — Python, OpenCV, MongoDB, Tkinter</w:t>
       </w:r>
     </w:p>
     <w:p>
+      <w:pPr>
+        <w:spacing w:after="40"/>
+      </w:pPr>
       <w:r>
+        <w:rPr>
+          <w:b w:val="0"/>
+          <w:sz w:val="20"/>
+        </w:rPr>
+        <w:t>• FreshCart E-Commerce Website — HTML, CSS, JavaScript, Bootstrap</w:t>
+      </w:r>
+    </w:p>
+    <w:p>
+      <w:pPr>
+        <w:spacing w:after="40"/>
+      </w:pPr>
+      <w:r>
+        <w:rPr>
+          <w:b w:val="0"/>
+          <w:sz w:val="20"/>
+        </w:rPr>
+        <w:t>• Online Admission Portal — MERN Stack</w:t>
+      </w:r>
+    </w:p>
+    <w:p>
+      <w:pPr>
+        <w:spacing w:after="40"/>
+      </w:pPr>
+      <w:r>
+        <w:rPr>
+          <w:b w:val="0"/>
+          <w:sz w:val="20"/>
+        </w:rPr>
+        <w:t>• Government School Website — HTML, CSS, JavaScript, Bootstrap</w:t>
+      </w:r>
+    </w:p>
+    <w:p>
+      <w:pPr>
+        <w:keepNext/>
+        <w:spacing w:after="80"/>
+      </w:pPr>
+      <w:r>
+        <w:rPr>
+          <w:b/>
+          <w:sz w:val="22"/>
+        </w:rPr>
+        <w:t>LANGUAGES</w:t>
+      </w:r>
+    </w:p>
+    <w:p>
+      <w:pPr>
+        <w:spacing w:after="140"/>
+      </w:pPr>
+      <w:r>
+        <w:rPr>
+          <w:b w:val="0"/>
+          <w:sz w:val="20"/>
+        </w:rPr>
         <w:t>Hindi, English, German</w:t>
       </w:r>
     </w:p>
     <w:p>
       <w:pPr>
-        <w:pStyle w:val="Heading1"/>
+        <w:keepNext/>
+        <w:spacing w:after="80"/>
       </w:pPr>
       <w:r>
-        <w:t>Freelance Services</w:t>
+        <w:rPr>
+          <w:b/>
+          <w:sz w:val="22"/>
+        </w:rPr>
+        <w:t>FREELANCE SERVICES</w:t>
       </w:r>
     </w:p>
     <w:p>
+      <w:pPr>
+        <w:spacing w:after="140"/>
+      </w:pPr>
       <w:r>
+        <w:rPr>
+          <w:b w:val="0"/>
+          <w:sz w:val="20"/>
+        </w:rPr>
         <w:t>Portfolio Websites, School Websites, College Websites, Admission Portals, MERN Applications, E-Commerce Websites, Full Stack Development</w:t>
       </w:r>
     </w:p>
     <w:p>
       <w:pPr>
-        <w:pStyle w:val="Heading1"/>
+        <w:keepNext/>
+        <w:spacing w:after="80"/>
       </w:pPr>
       <w:r>
-        <w:t>Career Objective</w:t>
+        <w:rPr>
+          <w:b/>
+          <w:sz w:val="22"/>
+        </w:rPr>
+        <w:t>CAREER OBJECTIVE</w:t>
       </w:r>
     </w:p>
     <w:p>
+      <w:pPr>
+        <w:spacing w:after="60"/>
+      </w:pPr>
       <w:r>
-        <w:t>To secure a challenging position where I can apply my technical skills and contribute to organizational growth while continuously enhancing my expertise.</w:t>
+        <w:rPr>
+          <w:b w:val="0"/>
+          <w:sz w:val="20"/>
+        </w:rPr>
+        <w:t>To contribute as an Assistant Professor and technology professional by combining teaching, practical programming, and full stack development skills, while supporting students and organizations through effective learning and modern technology solutions.</w:t>
       </w:r>
     </w:p>
     <w:sectPr>
       <w:pgSz w:w="12240" w:h="15840"/>
-      <w:pgMar w:top="1440" w:right="1800" w:bottom="1440" w:left="1800" w:header="720" w:footer="720" w:gutter="0"/>
+      <w:pgMar w:top="720" w:right="840" w:bottom="720" w:left="840" w:header="720" w:footer="720" w:gutter="0"/>
       <w:cols w:space="720"/>
       <w:docGrid w:linePitch="360"/>
     </w:sectPr>
@@ -552,6 +834,10 @@
     <w:name w:val="Normal"/>
     <w:qFormat/>
     <w:rsid w:val="00FC693F"/>
+    <w:rPr>
+      <w:rFonts w:ascii="Calibri" w:hAnsi="Calibri"/>
+      <w:sz w:val="20"/>
+    </w:rPr>
   </w:style>
   <w:style w:type="paragraph" w:styleId="Header">
     <w:name w:val="header"/>
